--- a/FinNex.UI/wwwroot/Files/Word/Kredit/Arayis/Zamin_temizlik_arayisi.docx
+++ b/FinNex.UI/wwwroot/Files/Word/Kredit/Arayis/Zamin_temizlik_arayisi.docx
@@ -980,7 +980,7 @@
           <w:u w:val="single"/>
           <w:lang w:val="en-US"/>
         </w:rPr>
-        <w:t>-</w:t>
+        <w:t xml:space="preserve"/>
       </w:r>
       <w:bookmarkStart w:id="0" w:name="_GoBack"/>
       <w:bookmarkEnd w:id="0"/>
